--- a/(e)CRF/Per protocolnaam/44_Fidelity Checklist SEBIA Intervention.docx
+++ b/(e)CRF/Per protocolnaam/44_Fidelity Checklist SEBIA Intervention.docx
@@ -32,7 +32,7 @@
           <w:lang w:val="en-GB" w:eastAsia="nl-BE"/>
           <w14:ligatures w14:val="none"/>
         </w:rPr>
-        <w:t>Appendix 44: Fidelity Checklist (SEBIA-interventie)</w:t>
+        <w:t>eCRF Document 44: Fidelity Checklist SEBIA Intervention</w:t>
       </w:r>
     </w:p>
     <w:p>
